--- a/Prints do funcionamento.docx
+++ b/Prints do funcionamento.docx
@@ -391,133 +391,9 @@
       </w:r>
     </w:p>
     <w:p/>
-    <w:p>
-      <w:r>
-        <w:rPr>
-          <w:noProof/>
-        </w:rPr>
-        <w:drawing>
-          <wp:inline distT="0" distB="0" distL="0" distR="0" wp14:anchorId="7A6769D8" wp14:editId="18ABC9A8">
-            <wp:extent cx="5400040" cy="3037840"/>
-            <wp:effectExtent l="0" t="0" r="0" b="0"/>
-            <wp:docPr id="758401712" name="Imagem 1"/>
-            <wp:cNvGraphicFramePr>
-              <a:graphicFrameLocks xmlns:a="http://schemas.openxmlformats.org/drawingml/2006/main" noChangeAspect="1"/>
-            </wp:cNvGraphicFramePr>
-            <a:graphic xmlns:a="http://schemas.openxmlformats.org/drawingml/2006/main">
-              <a:graphicData uri="http://schemas.openxmlformats.org/drawingml/2006/picture">
-                <pic:pic xmlns:pic="http://schemas.openxmlformats.org/drawingml/2006/picture">
-                  <pic:nvPicPr>
-                    <pic:cNvPr id="758401712" name=""/>
-                    <pic:cNvPicPr/>
-                  </pic:nvPicPr>
-                  <pic:blipFill>
-                    <a:blip r:embed="rId13"/>
-                    <a:stretch>
-                      <a:fillRect/>
-                    </a:stretch>
-                  </pic:blipFill>
-                  <pic:spPr>
-                    <a:xfrm>
-                      <a:off x="0" y="0"/>
-                      <a:ext cx="5400040" cy="3037840"/>
-                    </a:xfrm>
-                    <a:prstGeom prst="rect">
-                      <a:avLst/>
-                    </a:prstGeom>
-                  </pic:spPr>
-                </pic:pic>
-              </a:graphicData>
-            </a:graphic>
-          </wp:inline>
-        </w:drawing>
-      </w:r>
-    </w:p>
-    <w:p>
-      <w:r>
-        <w:rPr>
-          <w:noProof/>
-        </w:rPr>
-        <w:lastRenderedPageBreak/>
-        <w:drawing>
-          <wp:inline distT="0" distB="0" distL="0" distR="0" wp14:anchorId="6B2D2F5C" wp14:editId="6881E804">
-            <wp:extent cx="5400040" cy="3037840"/>
-            <wp:effectExtent l="0" t="0" r="0" b="0"/>
-            <wp:docPr id="994730423" name="Imagem 1"/>
-            <wp:cNvGraphicFramePr>
-              <a:graphicFrameLocks xmlns:a="http://schemas.openxmlformats.org/drawingml/2006/main" noChangeAspect="1"/>
-            </wp:cNvGraphicFramePr>
-            <a:graphic xmlns:a="http://schemas.openxmlformats.org/drawingml/2006/main">
-              <a:graphicData uri="http://schemas.openxmlformats.org/drawingml/2006/picture">
-                <pic:pic xmlns:pic="http://schemas.openxmlformats.org/drawingml/2006/picture">
-                  <pic:nvPicPr>
-                    <pic:cNvPr id="994730423" name=""/>
-                    <pic:cNvPicPr/>
-                  </pic:nvPicPr>
-                  <pic:blipFill>
-                    <a:blip r:embed="rId14"/>
-                    <a:stretch>
-                      <a:fillRect/>
-                    </a:stretch>
-                  </pic:blipFill>
-                  <pic:spPr>
-                    <a:xfrm>
-                      <a:off x="0" y="0"/>
-                      <a:ext cx="5400040" cy="3037840"/>
-                    </a:xfrm>
-                    <a:prstGeom prst="rect">
-                      <a:avLst/>
-                    </a:prstGeom>
-                  </pic:spPr>
-                </pic:pic>
-              </a:graphicData>
-            </a:graphic>
-          </wp:inline>
-        </w:drawing>
-      </w:r>
-    </w:p>
-    <w:p>
-      <w:r>
-        <w:rPr>
-          <w:noProof/>
-        </w:rPr>
-        <w:drawing>
-          <wp:inline distT="0" distB="0" distL="0" distR="0" wp14:anchorId="1B9D9D3D" wp14:editId="50D978D8">
-            <wp:extent cx="5400040" cy="3037840"/>
-            <wp:effectExtent l="0" t="0" r="0" b="0"/>
-            <wp:docPr id="2122758927" name="Imagem 1"/>
-            <wp:cNvGraphicFramePr>
-              <a:graphicFrameLocks xmlns:a="http://schemas.openxmlformats.org/drawingml/2006/main" noChangeAspect="1"/>
-            </wp:cNvGraphicFramePr>
-            <a:graphic xmlns:a="http://schemas.openxmlformats.org/drawingml/2006/main">
-              <a:graphicData uri="http://schemas.openxmlformats.org/drawingml/2006/picture">
-                <pic:pic xmlns:pic="http://schemas.openxmlformats.org/drawingml/2006/picture">
-                  <pic:nvPicPr>
-                    <pic:cNvPr id="2122758927" name=""/>
-                    <pic:cNvPicPr/>
-                  </pic:nvPicPr>
-                  <pic:blipFill>
-                    <a:blip r:embed="rId15"/>
-                    <a:stretch>
-                      <a:fillRect/>
-                    </a:stretch>
-                  </pic:blipFill>
-                  <pic:spPr>
-                    <a:xfrm>
-                      <a:off x="0" y="0"/>
-                      <a:ext cx="5400040" cy="3037840"/>
-                    </a:xfrm>
-                    <a:prstGeom prst="rect">
-                      <a:avLst/>
-                    </a:prstGeom>
-                  </pic:spPr>
-                </pic:pic>
-              </a:graphicData>
-            </a:graphic>
-          </wp:inline>
-        </w:drawing>
-      </w:r>
-    </w:p>
+    <w:p/>
+    <w:p/>
+    <w:p/>
     <w:sectPr>
       <w:pgSz w:w="11906" w:h="16838"/>
       <w:pgMar w:top="1417" w:right="1701" w:bottom="1417" w:left="1701" w:header="708" w:footer="708" w:gutter="0"/>

--- a/Prints do funcionamento.docx
+++ b/Prints do funcionamento.docx
@@ -390,6 +390,92 @@
         </w:drawing>
       </w:r>
     </w:p>
+    <w:p>
+      <w:r>
+        <w:rPr>
+          <w:noProof/>
+        </w:rPr>
+        <w:drawing>
+          <wp:inline distT="0" distB="0" distL="0" distR="0" wp14:anchorId="583849DC" wp14:editId="4FC06CFA">
+            <wp:extent cx="5400040" cy="3037840"/>
+            <wp:effectExtent l="0" t="0" r="0" b="0"/>
+            <wp:docPr id="1830954558" name="Imagem 1"/>
+            <wp:cNvGraphicFramePr>
+              <a:graphicFrameLocks xmlns:a="http://schemas.openxmlformats.org/drawingml/2006/main" noChangeAspect="1"/>
+            </wp:cNvGraphicFramePr>
+            <a:graphic xmlns:a="http://schemas.openxmlformats.org/drawingml/2006/main">
+              <a:graphicData uri="http://schemas.openxmlformats.org/drawingml/2006/picture">
+                <pic:pic xmlns:pic="http://schemas.openxmlformats.org/drawingml/2006/picture">
+                  <pic:nvPicPr>
+                    <pic:cNvPr id="1830954558" name=""/>
+                    <pic:cNvPicPr/>
+                  </pic:nvPicPr>
+                  <pic:blipFill>
+                    <a:blip r:embed="rId13"/>
+                    <a:stretch>
+                      <a:fillRect/>
+                    </a:stretch>
+                  </pic:blipFill>
+                  <pic:spPr>
+                    <a:xfrm>
+                      <a:off x="0" y="0"/>
+                      <a:ext cx="5400040" cy="3037840"/>
+                    </a:xfrm>
+                    <a:prstGeom prst="rect">
+                      <a:avLst/>
+                    </a:prstGeom>
+                  </pic:spPr>
+                </pic:pic>
+              </a:graphicData>
+            </a:graphic>
+          </wp:inline>
+        </w:drawing>
+      </w:r>
+    </w:p>
+    <w:p>
+      <w:r>
+        <w:rPr>
+          <w:noProof/>
+        </w:rPr>
+        <w:lastRenderedPageBreak/>
+        <w:drawing>
+          <wp:inline distT="0" distB="0" distL="0" distR="0" wp14:anchorId="4A465440" wp14:editId="2E7489A1">
+            <wp:extent cx="5400040" cy="3037840"/>
+            <wp:effectExtent l="0" t="0" r="0" b="0"/>
+            <wp:docPr id="1433736711" name="Imagem 1"/>
+            <wp:cNvGraphicFramePr>
+              <a:graphicFrameLocks xmlns:a="http://schemas.openxmlformats.org/drawingml/2006/main" noChangeAspect="1"/>
+            </wp:cNvGraphicFramePr>
+            <a:graphic xmlns:a="http://schemas.openxmlformats.org/drawingml/2006/main">
+              <a:graphicData uri="http://schemas.openxmlformats.org/drawingml/2006/picture">
+                <pic:pic xmlns:pic="http://schemas.openxmlformats.org/drawingml/2006/picture">
+                  <pic:nvPicPr>
+                    <pic:cNvPr id="1433736711" name=""/>
+                    <pic:cNvPicPr/>
+                  </pic:nvPicPr>
+                  <pic:blipFill>
+                    <a:blip r:embed="rId14"/>
+                    <a:stretch>
+                      <a:fillRect/>
+                    </a:stretch>
+                  </pic:blipFill>
+                  <pic:spPr>
+                    <a:xfrm>
+                      <a:off x="0" y="0"/>
+                      <a:ext cx="5400040" cy="3037840"/>
+                    </a:xfrm>
+                    <a:prstGeom prst="rect">
+                      <a:avLst/>
+                    </a:prstGeom>
+                  </pic:spPr>
+                </pic:pic>
+              </a:graphicData>
+            </a:graphic>
+          </wp:inline>
+        </w:drawing>
+      </w:r>
+    </w:p>
+    <w:p/>
     <w:p/>
     <w:p/>
     <w:p/>
